--- a/Problem2/Problem 2.docx
+++ b/Problem2/Problem 2.docx
@@ -120,17 +120,229 @@
         </w:drawing>
       </w:r>
     </w:p>
-    <w:p/>
+    <w:p>
+      <w:r>
+        <w:t xml:space="preserve">The implementation of this algorithm is like problem 1. In Addition to that, I used convolutional layers in the neural networks of both the policy and target networks (they have the same neural network architecture). </w:t>
+      </w:r>
+    </w:p>
     <w:p>
       <w:pPr>
         <w:pStyle w:val="Heading1"/>
       </w:pPr>
       <w:r>
+        <w:t>Best</w:t>
+      </w:r>
+      <w:r>
+        <w:t xml:space="preserve"> Run Results </w:t>
+      </w:r>
+    </w:p>
+    <w:p>
+      <w:r>
+        <w:t xml:space="preserve">In this run I used my code saved in file: </w:t>
+      </w:r>
+      <w:r>
+        <w:t>hw2_p2_oct31</w:t>
+      </w:r>
+      <w:r>
+        <w:t xml:space="preserve">.py to </w:t>
+      </w:r>
+      <w:r>
+        <w:t>train the neural networks</w:t>
+      </w:r>
+      <w:r>
+        <w:t xml:space="preserve">. This code was run for 2900 episodes, until there was an </w:t>
+      </w:r>
+      <w:r>
+        <w:t xml:space="preserve">interruption due to a technical issue </w:t>
+      </w:r>
+      <w:proofErr w:type="gramStart"/>
+      <w:r>
+        <w:t>( I</w:t>
+      </w:r>
+      <w:proofErr w:type="gramEnd"/>
+      <w:r>
+        <w:t xml:space="preserve"> don’t recall if my PC got restarted or </w:t>
+      </w:r>
+      <w:r>
+        <w:t xml:space="preserve">the task was killed by the server). </w:t>
+      </w:r>
+    </w:p>
+    <w:p>
+      <w:r>
+        <w:t xml:space="preserve">Afterwards, I loaded the </w:t>
+      </w:r>
+      <w:proofErr w:type="spellStart"/>
+      <w:r>
+        <w:t>numpy</w:t>
+      </w:r>
+      <w:proofErr w:type="spellEnd"/>
+      <w:r>
+        <w:t xml:space="preserve"> arrays of </w:t>
+      </w:r>
+      <w:proofErr w:type="spellStart"/>
+      <w:r>
+        <w:t>Qmax</w:t>
+      </w:r>
+      <w:proofErr w:type="spellEnd"/>
+      <w:r>
+        <w:t>, episode rewards, and the models (.</w:t>
+      </w:r>
+      <w:proofErr w:type="spellStart"/>
+      <w:r>
+        <w:t>pth</w:t>
+      </w:r>
+      <w:proofErr w:type="spellEnd"/>
+      <w:r>
+        <w:t xml:space="preserve"> files) of the policy network and target network that were saved at episode 2900, and </w:t>
+      </w:r>
+      <w:r>
+        <w:t>continued training the model</w:t>
+      </w:r>
+      <w:r>
+        <w:t xml:space="preserve">, using the code in file: </w:t>
+      </w:r>
+      <w:r>
+        <w:t>hw2_p2_nov2_continue</w:t>
+      </w:r>
+      <w:r>
+        <w:t>.py</w:t>
+      </w:r>
+      <w:r>
+        <w:t xml:space="preserve"> until episode 3050</w:t>
+      </w:r>
+      <w:r>
+        <w:t xml:space="preserve"> since the reward of the model has converged. In the folder you will find</w:t>
+      </w:r>
+      <w:r>
+        <w:t xml:space="preserve"> the saved policy model, </w:t>
+      </w:r>
+      <w:proofErr w:type="spellStart"/>
+      <w:r>
+        <w:t>Qmax</w:t>
+      </w:r>
+      <w:proofErr w:type="spellEnd"/>
+      <w:r>
+        <w:t xml:space="preserve"> </w:t>
+      </w:r>
+      <w:proofErr w:type="spellStart"/>
+      <w:r>
+        <w:t>numpy</w:t>
+      </w:r>
+      <w:proofErr w:type="spellEnd"/>
+      <w:r>
+        <w:t xml:space="preserve"> array, and episode rewards </w:t>
+      </w:r>
+      <w:proofErr w:type="spellStart"/>
+      <w:r>
+        <w:t>numpy</w:t>
+      </w:r>
+      <w:proofErr w:type="spellEnd"/>
+      <w:r>
+        <w:t xml:space="preserve"> array</w:t>
+      </w:r>
+      <w:r>
+        <w:t xml:space="preserve"> at episode 3050. </w:t>
+      </w:r>
+    </w:p>
+    <w:p>
+      <w:r>
+        <w:t xml:space="preserve">Afterwards, I used the saved trained policy model, and </w:t>
+      </w:r>
+      <w:proofErr w:type="gramStart"/>
+      <w:r>
+        <w:t>rolled</w:t>
+      </w:r>
+      <w:proofErr w:type="gramEnd"/>
+      <w:r>
+        <w:t xml:space="preserve"> 500 episodes and saved their rewards and plotted a histogram. </w:t>
+      </w:r>
+    </w:p>
+    <w:p>
+      <w:r>
+        <w:t xml:space="preserve">Please note that achieving an average episode reward of around ~1200 is a good target since the paper </w:t>
+      </w:r>
+      <w:r>
+        <w:t xml:space="preserve">by </w:t>
+      </w:r>
+      <w:proofErr w:type="spellStart"/>
+      <w:r>
+        <w:t>Mnih</w:t>
+      </w:r>
+      <w:proofErr w:type="spellEnd"/>
+      <w:r>
+        <w:t xml:space="preserve"> et al. (2015), have showed that DQN can achieve an average reward of ~</w:t>
+      </w:r>
+      <w:r>
+        <w:t>2311</w:t>
+      </w:r>
+      <w:r>
+        <w:t xml:space="preserve"> (reference: </w:t>
+      </w:r>
+      <w:hyperlink r:id="rId10" w:history="1">
+        <w:r>
+          <w:rPr>
+            <w:rStyle w:val="Hyperlink"/>
+          </w:rPr>
+          <w:t>https://www.nature.com/articles/nature14236</w:t>
+        </w:r>
+      </w:hyperlink>
+      <w:r>
+        <w:t xml:space="preserve">) however this comes after </w:t>
+      </w:r>
+      <w:r>
         <w:lastRenderedPageBreak/>
-        <w:t>Best</w:t>
-      </w:r>
-      <w:r>
-        <w:t xml:space="preserve"> Run Results </w:t>
+        <w:t xml:space="preserve">several experiments and an optimized </w:t>
+      </w:r>
+      <w:r>
+        <w:t>implementation</w:t>
+      </w:r>
+      <w:r>
+        <w:t>. So</w:t>
+      </w:r>
+      <w:r>
+        <w:t>,</w:t>
+      </w:r>
+      <w:r>
+        <w:t xml:space="preserve"> achieving </w:t>
+      </w:r>
+      <w:r>
+        <w:t>an average of 1200</w:t>
+      </w:r>
+      <w:r>
+        <w:t xml:space="preserve"> within less than 10 days</w:t>
+      </w:r>
+      <w:r>
+        <w:t xml:space="preserve"> is </w:t>
+      </w:r>
+      <w:proofErr w:type="gramStart"/>
+      <w:r>
+        <w:t>pretty acceptable</w:t>
+      </w:r>
+      <w:proofErr w:type="gramEnd"/>
+      <w:r>
+        <w:t xml:space="preserve">. Note that during the training the average of the last 100 episodes has passed the score of 1250 several times and it kept fluctuating around ~1000. </w:t>
+      </w:r>
+    </w:p>
+    <w:p>
+      <w:r>
+        <w:t xml:space="preserve">Not that figure 1 shows the rewards of the episodes till episode 3050, but if we zoom in to the first 500 episodes (in Figure 2), </w:t>
+      </w:r>
+      <w:r>
+        <w:t>we find that the model already started learning and reached an average of about 1000 episodes around episode 500</w:t>
+      </w:r>
+      <w:r>
+        <w:t xml:space="preserve">, which shows fast learning relative to the complexity of the game. </w:t>
+      </w:r>
+      <w:r>
+        <w:t xml:space="preserve">And Figures 3 and 4 show the average </w:t>
+      </w:r>
+      <w:proofErr w:type="spellStart"/>
+      <w:r>
+        <w:t>Qmax</w:t>
+      </w:r>
+      <w:proofErr w:type="spellEnd"/>
+      <w:r>
+        <w:t xml:space="preserve"> values of the training episodes (the latter shows the values only for the first 500 episodes). </w:t>
       </w:r>
     </w:p>
     <w:p>
@@ -157,7 +369,7 @@
                     <pic:cNvPicPr/>
                   </pic:nvPicPr>
                   <pic:blipFill>
-                    <a:blip r:embed="rId10">
+                    <a:blip r:embed="rId11">
                       <a:extLst>
                         <a:ext uri="{28A0092B-C50C-407E-A947-70E740481C1C}">
                           <a14:useLocalDpi xmlns:a14="http://schemas.microsoft.com/office/drawing/2010/main" val="0"/>
@@ -205,6 +417,9 @@
       </w:r>
     </w:p>
     <w:p>
+      <w:pPr>
+        <w:keepNext/>
+      </w:pPr>
       <w:r>
         <w:rPr>
           <w:noProof/>
@@ -226,7 +441,7 @@
                     <pic:cNvPicPr/>
                   </pic:nvPicPr>
                   <pic:blipFill>
-                    <a:blip r:embed="rId11"/>
+                    <a:blip r:embed="rId12"/>
                     <a:stretch>
                       <a:fillRect/>
                     </a:stretch>
@@ -249,49 +464,50 @@
     </w:p>
     <w:p>
       <w:pPr>
-        <w:keepNext/>
-      </w:pPr>
-    </w:p>
-    <w:p>
-      <w:pPr>
         <w:pStyle w:val="Caption"/>
         <w:jc w:val="center"/>
       </w:pPr>
       <w:r>
         <w:t xml:space="preserve">Figure </w:t>
       </w:r>
-      <w:fldSimple w:instr=" SEQ Figure \* ARABIC ">
-        <w:r>
-          <w:rPr>
-            <w:noProof/>
-          </w:rPr>
-          <w:t>2</w:t>
-        </w:r>
-      </w:fldSimple>
-      <w:r>
-        <w:t xml:space="preserve">: Average </w:t>
-      </w:r>
-      <w:proofErr w:type="spellStart"/>
-      <w:r>
-        <w:t>Qmax</w:t>
-      </w:r>
-      <w:proofErr w:type="spellEnd"/>
-      <w:r>
-        <w:t xml:space="preserve"> plot</w:t>
-      </w:r>
-      <w:r>
-        <w:t xml:space="preserve"> during training episodes</w:t>
-      </w:r>
-      <w:r>
-        <w:t xml:space="preserve"> for final run</w:t>
-      </w:r>
-    </w:p>
-    <w:p>
+      <w:r>
+        <w:fldChar w:fldCharType="begin"/>
+      </w:r>
+      <w:r>
+        <w:instrText xml:space="preserve"> SEQ Figure \* ARABIC </w:instrText>
+      </w:r>
+      <w:r>
+        <w:fldChar w:fldCharType="separate"/>
+      </w:r>
       <w:r>
         <w:rPr>
           <w:noProof/>
         </w:rPr>
-        <w:lastRenderedPageBreak/>
+        <w:t>2</w:t>
+      </w:r>
+      <w:r>
+        <w:rPr>
+          <w:noProof/>
+        </w:rPr>
+        <w:fldChar w:fldCharType="end"/>
+      </w:r>
+      <w:r>
+        <w:t>: Episode rewards for only the first 500 episodes</w:t>
+      </w:r>
+    </w:p>
+    <w:p>
+      <w:pPr>
+        <w:keepNext/>
+      </w:pPr>
+    </w:p>
+    <w:p>
+      <w:pPr>
+        <w:keepNext/>
+      </w:pPr>
+      <w:r>
+        <w:rPr>
+          <w:noProof/>
+        </w:rPr>
         <w:drawing>
           <wp:inline distT="0" distB="0" distL="0" distR="0" wp14:anchorId="56C9E311" wp14:editId="4207772F">
             <wp:extent cx="5852172" cy="4389129"/>
@@ -308,7 +524,7 @@
                     <pic:cNvPicPr/>
                   </pic:nvPicPr>
                   <pic:blipFill>
-                    <a:blip r:embed="rId12">
+                    <a:blip r:embed="rId13">
                       <a:extLst>
                         <a:ext uri="{28A0092B-C50C-407E-A947-70E740481C1C}">
                           <a14:useLocalDpi xmlns:a14="http://schemas.microsoft.com/office/drawing/2010/main" val="0"/>
@@ -337,6 +553,50 @@
     </w:p>
     <w:p>
       <w:pPr>
+        <w:pStyle w:val="Caption"/>
+        <w:jc w:val="center"/>
+      </w:pPr>
+      <w:r>
+        <w:t xml:space="preserve">Figure </w:t>
+      </w:r>
+      <w:r>
+        <w:fldChar w:fldCharType="begin"/>
+      </w:r>
+      <w:r>
+        <w:instrText xml:space="preserve"> SEQ Figure \* ARABIC </w:instrText>
+      </w:r>
+      <w:r>
+        <w:fldChar w:fldCharType="separate"/>
+      </w:r>
+      <w:r>
+        <w:rPr>
+          <w:noProof/>
+        </w:rPr>
+        <w:t>3</w:t>
+      </w:r>
+      <w:r>
+        <w:rPr>
+          <w:noProof/>
+        </w:rPr>
+        <w:fldChar w:fldCharType="end"/>
+      </w:r>
+      <w:r>
+        <w:t>:</w:t>
+      </w:r>
+      <w:r>
+        <w:t xml:space="preserve"> Average </w:t>
+      </w:r>
+      <w:proofErr w:type="spellStart"/>
+      <w:r>
+        <w:t>Qmax</w:t>
+      </w:r>
+      <w:proofErr w:type="spellEnd"/>
+      <w:r>
+        <w:t xml:space="preserve"> plot during training episodes for final run</w:t>
+      </w:r>
+    </w:p>
+    <w:p>
+      <w:pPr>
         <w:keepNext/>
       </w:pPr>
       <w:r>
@@ -360,7 +620,7 @@
                     <pic:cNvPicPr/>
                   </pic:nvPicPr>
                   <pic:blipFill>
-                    <a:blip r:embed="rId13"/>
+                    <a:blip r:embed="rId14"/>
                     <a:stretch>
                       <a:fillRect/>
                     </a:stretch>
@@ -379,6 +639,108 @@
             </a:graphic>
           </wp:inline>
         </w:drawing>
+      </w:r>
+    </w:p>
+    <w:p>
+      <w:pPr>
+        <w:pStyle w:val="Caption"/>
+        <w:jc w:val="center"/>
+      </w:pPr>
+      <w:r>
+        <w:t xml:space="preserve">Figure </w:t>
+      </w:r>
+      <w:r>
+        <w:fldChar w:fldCharType="begin"/>
+      </w:r>
+      <w:r>
+        <w:instrText xml:space="preserve"> SEQ Figure \* ARABIC </w:instrText>
+      </w:r>
+      <w:r>
+        <w:fldChar w:fldCharType="separate"/>
+      </w:r>
+      <w:r>
+        <w:rPr>
+          <w:noProof/>
+        </w:rPr>
+        <w:t>4</w:t>
+      </w:r>
+      <w:r>
+        <w:rPr>
+          <w:noProof/>
+        </w:rPr>
+        <w:fldChar w:fldCharType="end"/>
+      </w:r>
+      <w:r>
+        <w:t xml:space="preserve">: </w:t>
+      </w:r>
+      <w:r>
+        <w:t xml:space="preserve">Average </w:t>
+      </w:r>
+      <w:proofErr w:type="spellStart"/>
+      <w:r>
+        <w:t>Qmax</w:t>
+      </w:r>
+      <w:proofErr w:type="spellEnd"/>
+      <w:r>
+        <w:t xml:space="preserve"> plot during </w:t>
+      </w:r>
+      <w:r>
+        <w:t xml:space="preserve">the first 500 </w:t>
+      </w:r>
+      <w:r>
+        <w:t>training episodes</w:t>
+      </w:r>
+    </w:p>
+    <w:p>
+      <w:r>
+        <w:t xml:space="preserve">Then </w:t>
+      </w:r>
+      <w:r>
+        <w:t>500 episodes are rolled</w:t>
+      </w:r>
+      <w:r>
+        <w:t xml:space="preserve"> using code: </w:t>
+      </w:r>
+      <w:r>
+        <w:t>P2-Run1-</w:t>
+      </w:r>
+      <w:proofErr w:type="gramStart"/>
+      <w:r>
+        <w:t>PlottingSample</w:t>
+      </w:r>
+      <w:r>
+        <w:t xml:space="preserve">.ipynb </w:t>
+      </w:r>
+      <w:r>
+        <w:t>,</w:t>
+      </w:r>
+      <w:proofErr w:type="gramEnd"/>
+      <w:r>
+        <w:t xml:space="preserve"> and a </w:t>
+      </w:r>
+      <w:r>
+        <w:t>histogram</w:t>
+      </w:r>
+      <w:r>
+        <w:t xml:space="preserve"> is plotted in Figure 5 that shows </w:t>
+      </w:r>
+      <w:r>
+        <w:t>the</w:t>
+      </w:r>
+      <w:r>
+        <w:t xml:space="preserve"> distribution of rewards of these 500 episodes</w:t>
+      </w:r>
+      <w:r>
+        <w:t xml:space="preserve"> that have an average of 1149 and a standard deviation of </w:t>
+      </w:r>
+      <w:r>
+        <w:t>~383</w:t>
+      </w:r>
+      <w:r>
+        <w:t xml:space="preserve">. </w:t>
+      </w:r>
+      <w:r>
+        <w:t xml:space="preserve">The distribution looks like a skewed normal distribution. </w:t>
       </w:r>
     </w:p>
     <w:p>
@@ -403,7 +765,7 @@
                     <pic:cNvPicPr/>
                   </pic:nvPicPr>
                   <pic:blipFill>
-                    <a:blip r:embed="rId14">
+                    <a:blip r:embed="rId15">
                       <a:extLst>
                         <a:ext uri="{28A0092B-C50C-407E-A947-70E740481C1C}">
                           <a14:useLocalDpi xmlns:a14="http://schemas.microsoft.com/office/drawing/2010/main" val="0"/>
@@ -448,17 +810,331 @@
           <w:rPr>
             <w:noProof/>
           </w:rPr>
-          <w:t>4</w:t>
+          <w:t>5</w:t>
         </w:r>
       </w:fldSimple>
       <w:r>
         <w:t>:</w:t>
       </w:r>
       <w:r>
-        <w:t xml:space="preserve">Histogram of Episode Rewards of a sample of 500 episodes using trained model </w:t>
-      </w:r>
-    </w:p>
-    <w:p/>
+        <w:t xml:space="preserve">Histogram of Episode Rewards of a sample of 500 episodes using trained </w:t>
+      </w:r>
+      <w:proofErr w:type="gramStart"/>
+      <w:r>
+        <w:t>model</w:t>
+      </w:r>
+      <w:proofErr w:type="gramEnd"/>
+      <w:r>
+        <w:t xml:space="preserve"> </w:t>
+      </w:r>
+    </w:p>
+    <w:p>
+      <w:pPr>
+        <w:pStyle w:val="Heading1"/>
+      </w:pPr>
+      <w:r>
+        <w:t xml:space="preserve">Other Runs </w:t>
+      </w:r>
+    </w:p>
+    <w:p>
+      <w:pPr>
+        <w:pStyle w:val="Heading2"/>
+      </w:pPr>
+      <w:r>
+        <w:t xml:space="preserve">Run 4 </w:t>
+      </w:r>
+    </w:p>
+    <w:p>
+      <w:r>
+        <w:t xml:space="preserve">The results of this run are in the folder of run 4. </w:t>
+      </w:r>
+      <w:r>
+        <w:t xml:space="preserve">This run has some different </w:t>
+      </w:r>
+      <w:r>
+        <w:t>hyperparameters</w:t>
+      </w:r>
+      <w:r>
+        <w:t xml:space="preserve"> and a different neural network architecture. The computation time of one episode for this run is lower than the best run, however it also converges around reward ~1100. Also, the values of </w:t>
+      </w:r>
+      <w:proofErr w:type="spellStart"/>
+      <w:r>
+        <w:t>Qmax</w:t>
+      </w:r>
+      <w:proofErr w:type="spellEnd"/>
+      <w:r>
+        <w:t xml:space="preserve"> </w:t>
+      </w:r>
+      <w:r>
+        <w:t xml:space="preserve">seem lower, although it does have a learning trend. (This could be due to a typo in saving the </w:t>
+      </w:r>
+      <w:proofErr w:type="spellStart"/>
+      <w:r>
+        <w:t>Q_value</w:t>
+      </w:r>
+      <w:proofErr w:type="spellEnd"/>
+      <w:r>
+        <w:t xml:space="preserve"> in this code, however there was no time to correct it as it was already running). </w:t>
+      </w:r>
+      <w:r>
+        <w:t>The rewards of the training episodes increase fast during the first 500 episodes, and then shows some convergence with some fluctuation between</w:t>
+      </w:r>
+      <w:r>
+        <w:t xml:space="preserve"> scores of </w:t>
+      </w:r>
+      <w:r>
+        <w:t xml:space="preserve">900 and 1200 rewards. </w:t>
+      </w:r>
+      <w:r>
+        <w:t xml:space="preserve">Also note that in this run, the target model updates its weights once </w:t>
+      </w:r>
+      <w:r>
+        <w:t xml:space="preserve">after each episode and not after every optimization step. </w:t>
+      </w:r>
+    </w:p>
+    <w:p>
+      <w:r>
+        <w:rPr>
+          <w:noProof/>
+        </w:rPr>
+        <w:lastRenderedPageBreak/>
+        <w:drawing>
+          <wp:inline distT="0" distB="0" distL="0" distR="0" wp14:anchorId="3F4B48C0" wp14:editId="165DF4C7">
+            <wp:extent cx="5852172" cy="4389129"/>
+            <wp:effectExtent l="0" t="0" r="0" b="0"/>
+            <wp:docPr id="1199462277" name="Picture 1" descr="A graph of a graph showing a number of episodes&#10;&#10;Description automatically generated with medium confidence"/>
+            <wp:cNvGraphicFramePr>
+              <a:graphicFrameLocks xmlns:a="http://schemas.openxmlformats.org/drawingml/2006/main" noChangeAspect="1"/>
+            </wp:cNvGraphicFramePr>
+            <a:graphic xmlns:a="http://schemas.openxmlformats.org/drawingml/2006/main">
+              <a:graphicData uri="http://schemas.openxmlformats.org/drawingml/2006/picture">
+                <pic:pic xmlns:pic="http://schemas.openxmlformats.org/drawingml/2006/picture">
+                  <pic:nvPicPr>
+                    <pic:cNvPr id="1199462277" name="Picture 1" descr="A graph of a graph showing a number of episodes&#10;&#10;Description automatically generated with medium confidence"/>
+                    <pic:cNvPicPr/>
+                  </pic:nvPicPr>
+                  <pic:blipFill>
+                    <a:blip r:embed="rId16">
+                      <a:extLst>
+                        <a:ext uri="{28A0092B-C50C-407E-A947-70E740481C1C}">
+                          <a14:useLocalDpi xmlns:a14="http://schemas.microsoft.com/office/drawing/2010/main" val="0"/>
+                        </a:ext>
+                      </a:extLst>
+                    </a:blip>
+                    <a:stretch>
+                      <a:fillRect/>
+                    </a:stretch>
+                  </pic:blipFill>
+                  <pic:spPr>
+                    <a:xfrm>
+                      <a:off x="0" y="0"/>
+                      <a:ext cx="5852172" cy="4389129"/>
+                    </a:xfrm>
+                    <a:prstGeom prst="rect">
+                      <a:avLst/>
+                    </a:prstGeom>
+                  </pic:spPr>
+                </pic:pic>
+              </a:graphicData>
+            </a:graphic>
+          </wp:inline>
+        </w:drawing>
+      </w:r>
+      <w:r>
+        <w:rPr>
+          <w:noProof/>
+        </w:rPr>
+        <w:lastRenderedPageBreak/>
+        <w:drawing>
+          <wp:inline distT="0" distB="0" distL="0" distR="0" wp14:anchorId="2AC005A5" wp14:editId="1C65DFA2">
+            <wp:extent cx="5852172" cy="4389129"/>
+            <wp:effectExtent l="0" t="0" r="0" b="0"/>
+            <wp:docPr id="413011020" name="Picture 2"/>
+            <wp:cNvGraphicFramePr>
+              <a:graphicFrameLocks xmlns:a="http://schemas.openxmlformats.org/drawingml/2006/main" noChangeAspect="1"/>
+            </wp:cNvGraphicFramePr>
+            <a:graphic xmlns:a="http://schemas.openxmlformats.org/drawingml/2006/main">
+              <a:graphicData uri="http://schemas.openxmlformats.org/drawingml/2006/picture">
+                <pic:pic xmlns:pic="http://schemas.openxmlformats.org/drawingml/2006/picture">
+                  <pic:nvPicPr>
+                    <pic:cNvPr id="413011020" name="Picture 2"/>
+                    <pic:cNvPicPr/>
+                  </pic:nvPicPr>
+                  <pic:blipFill>
+                    <a:blip r:embed="rId17">
+                      <a:extLst>
+                        <a:ext uri="{28A0092B-C50C-407E-A947-70E740481C1C}">
+                          <a14:useLocalDpi xmlns:a14="http://schemas.microsoft.com/office/drawing/2010/main" val="0"/>
+                        </a:ext>
+                      </a:extLst>
+                    </a:blip>
+                    <a:stretch>
+                      <a:fillRect/>
+                    </a:stretch>
+                  </pic:blipFill>
+                  <pic:spPr>
+                    <a:xfrm>
+                      <a:off x="0" y="0"/>
+                      <a:ext cx="5852172" cy="4389129"/>
+                    </a:xfrm>
+                    <a:prstGeom prst="rect">
+                      <a:avLst/>
+                    </a:prstGeom>
+                  </pic:spPr>
+                </pic:pic>
+              </a:graphicData>
+            </a:graphic>
+          </wp:inline>
+        </w:drawing>
+      </w:r>
+    </w:p>
+    <w:p>
+      <w:pPr>
+        <w:pStyle w:val="Heading2"/>
+      </w:pPr>
+      <w:r>
+        <w:t>Run 2</w:t>
+      </w:r>
+    </w:p>
+    <w:p>
+      <w:r>
+        <w:t xml:space="preserve">This model also shows learning. It was interrupted at episode 900 due to </w:t>
+      </w:r>
+      <w:r>
+        <w:t xml:space="preserve">an </w:t>
+      </w:r>
+      <w:proofErr w:type="spellStart"/>
+      <w:r>
+        <w:t>autokill</w:t>
+      </w:r>
+      <w:proofErr w:type="spellEnd"/>
+      <w:r>
+        <w:t xml:space="preserve"> of the kernel, and the </w:t>
+      </w:r>
+      <w:r>
+        <w:t>training</w:t>
+      </w:r>
+      <w:r>
+        <w:t xml:space="preserve"> proceeded until episode 1500. </w:t>
+      </w:r>
+      <w:r>
+        <w:t xml:space="preserve">It also shows the most significant </w:t>
+      </w:r>
+      <w:r>
+        <w:t>learning phase around episodes 1-500</w:t>
+      </w:r>
+      <w:r>
+        <w:t>, and the</w:t>
+      </w:r>
+      <w:r>
+        <w:t>n</w:t>
+      </w:r>
+      <w:r>
+        <w:t xml:space="preserve"> it converges. </w:t>
+      </w:r>
+      <w:r>
+        <w:t xml:space="preserve">This model has the same hyperparameters and neural network architecture as the best run, except that the batch size is 128 instead of 256. </w:t>
+      </w:r>
+      <w:r>
+        <w:t xml:space="preserve">Q also shows quick learning, then it decreases but then increases again. </w:t>
+      </w:r>
+    </w:p>
+    <w:p>
+      <w:r>
+        <w:rPr>
+          <w:noProof/>
+        </w:rPr>
+        <w:lastRenderedPageBreak/>
+        <w:drawing>
+          <wp:inline distT="0" distB="0" distL="0" distR="0" wp14:anchorId="23F7C818" wp14:editId="0C173336">
+            <wp:extent cx="5852172" cy="4389129"/>
+            <wp:effectExtent l="0" t="0" r="0" b="0"/>
+            <wp:docPr id="532324490" name="Picture 3"/>
+            <wp:cNvGraphicFramePr>
+              <a:graphicFrameLocks xmlns:a="http://schemas.openxmlformats.org/drawingml/2006/main" noChangeAspect="1"/>
+            </wp:cNvGraphicFramePr>
+            <a:graphic xmlns:a="http://schemas.openxmlformats.org/drawingml/2006/main">
+              <a:graphicData uri="http://schemas.openxmlformats.org/drawingml/2006/picture">
+                <pic:pic xmlns:pic="http://schemas.openxmlformats.org/drawingml/2006/picture">
+                  <pic:nvPicPr>
+                    <pic:cNvPr id="532324490" name="Picture 532324490"/>
+                    <pic:cNvPicPr/>
+                  </pic:nvPicPr>
+                  <pic:blipFill>
+                    <a:blip r:embed="rId18">
+                      <a:extLst>
+                        <a:ext uri="{28A0092B-C50C-407E-A947-70E740481C1C}">
+                          <a14:useLocalDpi xmlns:a14="http://schemas.microsoft.com/office/drawing/2010/main" val="0"/>
+                        </a:ext>
+                      </a:extLst>
+                    </a:blip>
+                    <a:stretch>
+                      <a:fillRect/>
+                    </a:stretch>
+                  </pic:blipFill>
+                  <pic:spPr>
+                    <a:xfrm>
+                      <a:off x="0" y="0"/>
+                      <a:ext cx="5852172" cy="4389129"/>
+                    </a:xfrm>
+                    <a:prstGeom prst="rect">
+                      <a:avLst/>
+                    </a:prstGeom>
+                  </pic:spPr>
+                </pic:pic>
+              </a:graphicData>
+            </a:graphic>
+          </wp:inline>
+        </w:drawing>
+      </w:r>
+      <w:r>
+        <w:rPr>
+          <w:noProof/>
+        </w:rPr>
+        <w:lastRenderedPageBreak/>
+        <w:drawing>
+          <wp:inline distT="0" distB="0" distL="0" distR="0" wp14:anchorId="60065509" wp14:editId="4941CEA1">
+            <wp:extent cx="5852172" cy="4389129"/>
+            <wp:effectExtent l="0" t="0" r="0" b="0"/>
+            <wp:docPr id="1132332713" name="Picture 4" descr="A graph showing a line of blue color&#10;&#10;Description automatically generated with medium confidence"/>
+            <wp:cNvGraphicFramePr>
+              <a:graphicFrameLocks xmlns:a="http://schemas.openxmlformats.org/drawingml/2006/main" noChangeAspect="1"/>
+            </wp:cNvGraphicFramePr>
+            <a:graphic xmlns:a="http://schemas.openxmlformats.org/drawingml/2006/main">
+              <a:graphicData uri="http://schemas.openxmlformats.org/drawingml/2006/picture">
+                <pic:pic xmlns:pic="http://schemas.openxmlformats.org/drawingml/2006/picture">
+                  <pic:nvPicPr>
+                    <pic:cNvPr id="1132332713" name="Picture 4" descr="A graph showing a line of blue color&#10;&#10;Description automatically generated with medium confidence"/>
+                    <pic:cNvPicPr/>
+                  </pic:nvPicPr>
+                  <pic:blipFill>
+                    <a:blip r:embed="rId19">
+                      <a:extLst>
+                        <a:ext uri="{28A0092B-C50C-407E-A947-70E740481C1C}">
+                          <a14:useLocalDpi xmlns:a14="http://schemas.microsoft.com/office/drawing/2010/main" val="0"/>
+                        </a:ext>
+                      </a:extLst>
+                    </a:blip>
+                    <a:stretch>
+                      <a:fillRect/>
+                    </a:stretch>
+                  </pic:blipFill>
+                  <pic:spPr>
+                    <a:xfrm>
+                      <a:off x="0" y="0"/>
+                      <a:ext cx="5852172" cy="4389129"/>
+                    </a:xfrm>
+                    <a:prstGeom prst="rect">
+                      <a:avLst/>
+                    </a:prstGeom>
+                  </pic:spPr>
+                </pic:pic>
+              </a:graphicData>
+            </a:graphic>
+          </wp:inline>
+        </w:drawing>
+      </w:r>
+    </w:p>
     <w:p>
       <w:pPr>
         <w:pStyle w:val="Heading1"/>
@@ -475,7 +1151,7 @@
           <w:numId w:val="1"/>
         </w:numPr>
       </w:pPr>
-      <w:hyperlink r:id="rId15" w:history="1">
+      <w:hyperlink r:id="rId20" w:history="1">
         <w:r>
           <w:rPr>
             <w:rStyle w:val="Hyperlink"/>
@@ -509,7 +1185,7 @@
           <w:numId w:val="1"/>
         </w:numPr>
       </w:pPr>
-      <w:hyperlink r:id="rId16" w:history="1">
+      <w:hyperlink r:id="rId21" w:history="1">
         <w:r>
           <w:rPr>
             <w:rStyle w:val="Hyperlink"/>
@@ -1093,7 +1769,7 @@
     <w:uiPriority w:val="9"/>
     <w:unhideWhenUsed/>
     <w:qFormat/>
-    <w:rsid w:val="00F856F7"/>
+    <w:rsid w:val="005C590E"/>
     <w:pPr>
       <w:keepNext/>
       <w:keepLines/>
@@ -1192,7 +1868,7 @@
     <w:basedOn w:val="DefaultParagraphFont"/>
     <w:link w:val="Heading2"/>
     <w:uiPriority w:val="9"/>
-    <w:rsid w:val="00F856F7"/>
+    <w:rsid w:val="005C590E"/>
     <w:rPr>
       <w:rFonts w:ascii="Garamond" w:eastAsiaTheme="majorEastAsia" w:hAnsi="Garamond" w:cstheme="majorBidi"/>
       <w:b/>
@@ -1831,8 +2507,15 @@
 <file path=customXml/itemProps3.xml><?xml version="1.0" encoding="utf-8"?>
 <ds:datastoreItem xmlns:ds="http://schemas.openxmlformats.org/officeDocument/2006/customXml" ds:itemID="{E93FA242-E871-48B2-B50C-6A7CF5DD6676}">
   <ds:schemaRefs>
+    <ds:schemaRef ds:uri="http://schemas.microsoft.com/office/2006/documentManagement/types"/>
+    <ds:schemaRef ds:uri="http://schemas.microsoft.com/office/infopath/2007/PartnerControls"/>
+    <ds:schemaRef ds:uri="http://purl.org/dc/terms/"/>
     <ds:schemaRef ds:uri="http://schemas.microsoft.com/office/2006/metadata/properties"/>
-    <ds:schemaRef ds:uri="http://schemas.microsoft.com/office/infopath/2007/PartnerControls"/>
+    <ds:schemaRef ds:uri="http://www.w3.org/XML/1998/namespace"/>
+    <ds:schemaRef ds:uri="http://purl.org/dc/dcmitype/"/>
+    <ds:schemaRef ds:uri="http://purl.org/dc/elements/1.1/"/>
+    <ds:schemaRef ds:uri="http://schemas.openxmlformats.org/package/2006/metadata/core-properties"/>
+    <ds:schemaRef ds:uri="526fa76e-c322-4969-b8e3-5bd01eafafdc"/>
     <ds:schemaRef ds:uri="c88c1fc4-0219-4b54-a741-ea86ec4a312f"/>
   </ds:schemaRefs>
 </ds:datastoreItem>
